--- a/docs/engineering_brief.docx
+++ b/docs/engineering_brief.docx
@@ -14047,7 +14047,7 @@
         <w:rPr>
           <w:rtl w:val="0"/>
         </w:rPr>
-        <w:t xml:space="preserve">Flop ($153): K❤️7♣️4❤️</w:t>
+        <w:t xml:space="preserve">Flop ($152): K❤️7♣️4❤️</w:t>
       </w:r>
     </w:p>
     <w:p>
@@ -14202,7 +14202,7 @@
         <w:rPr>
           <w:rtl w:val="0"/>
         </w:rPr>
-        <w:t xml:space="preserve">Flop ($475): J♠️J❤️7♣️</w:t>
+        <w:t xml:space="preserve">Flop ($485): J♠️J❤️7♣️</w:t>
       </w:r>
     </w:p>
     <w:p>
@@ -14392,7 +14392,7 @@
         <w:rPr>
           <w:rtl w:val="0"/>
         </w:rPr>
-        <w:t xml:space="preserve">Turn ($133): K♦️</w:t>
+        <w:t xml:space="preserve">Turn ($125): K♦️</w:t>
       </w:r>
     </w:p>
     <w:p>
